--- a/docs/GeoClaw-claude_Technical_Reference_v2.4.0.docx
+++ b/docs/GeoClaw-claude_Technical_Reference_v2.4.0.docx
@@ -42,7 +42,7 @@
             </w:pPr>
             <w:r>
               <w:rPr>
-                <w:rFonts w:ascii="Arial" w:cs="Arial" w:eastAsia="Arial" w:hAnsi="Arial"/>
+                <w:rFonts w:ascii="Arial" w:cs="Arial" w:eastAsia="Noto Sans CJK SC" w:hAnsi="Arial"/>
                 <w:b/>
                 <w:bCs/>
                 <w:color w:val="FFFFFF"/>
@@ -59,7 +59,7 @@
             </w:pPr>
             <w:r>
               <w:rPr>
-                <w:rFonts w:ascii="Arial" w:cs="Arial" w:eastAsia="Arial" w:hAnsi="Arial"/>
+                <w:rFonts w:ascii="Arial" w:cs="Arial" w:eastAsia="Noto Sans CJK SC" w:hAnsi="Arial"/>
                 <w:color w:val="B0C4DE"/>
                 <w:sz w:val="36"/>
                 <w:szCs w:val="36"/>
@@ -74,7 +74,7 @@
             </w:pPr>
             <w:r>
               <w:rPr>
-                <w:rFonts w:ascii="Arial" w:cs="Arial" w:eastAsia="Arial" w:hAnsi="Arial"/>
+                <w:rFonts w:ascii="Arial" w:cs="Arial" w:eastAsia="Noto Sans CJK SC" w:hAnsi="Arial"/>
                 <w:color w:val="90AFC5"/>
                 <w:sz w:val="28"/>
                 <w:szCs w:val="28"/>
@@ -88,7 +88,7 @@
             </w:pPr>
             <w:r>
               <w:rPr>
-                <w:rFonts w:ascii="Arial" w:cs="Arial" w:eastAsia="Arial" w:hAnsi="Arial"/>
+                <w:rFonts w:ascii="Arial" w:cs="Arial" w:eastAsia="Noto Sans CJK SC" w:hAnsi="Arial"/>
                 <w:color w:val="90AFC5"/>
                 <w:sz w:val="22"/>
                 <w:szCs w:val="22"/>
@@ -102,7 +102,7 @@
             </w:pPr>
             <w:r>
               <w:rPr>
-                <w:rFonts w:ascii="Arial" w:cs="Arial" w:eastAsia="Arial" w:hAnsi="Arial"/>
+                <w:rFonts w:ascii="Arial" w:cs="Arial" w:eastAsia="Noto Sans CJK SC" w:hAnsi="Arial"/>
                 <w:color w:val="90AFC5"/>
                 <w:sz w:val="22"/>
                 <w:szCs w:val="22"/>
@@ -159,7 +159,7 @@
           <w:p>
             <w:r>
               <w:rPr>
-                <w:rFonts w:ascii="Arial" w:cs="Arial" w:eastAsia="Arial" w:hAnsi="Arial"/>
+                <w:rFonts w:ascii="Arial" w:cs="Arial" w:eastAsia="Noto Sans CJK SC" w:hAnsi="Arial"/>
                 <w:b/>
                 <w:bCs/>
                 <w:color w:val="FFFFFF"/>
@@ -191,7 +191,7 @@
           <w:p>
             <w:r>
               <w:rPr>
-                <w:rFonts w:ascii="Arial" w:cs="Arial" w:eastAsia="Arial" w:hAnsi="Arial"/>
+                <w:rFonts w:ascii="Arial" w:cs="Arial" w:eastAsia="Noto Sans CJK SC" w:hAnsi="Arial"/>
                 <w:b/>
                 <w:bCs/>
                 <w:color w:val="FFFFFF"/>
@@ -225,7 +225,7 @@
           <w:p>
             <w:r>
               <w:rPr>
-                <w:rFonts w:ascii="Arial" w:cs="Arial" w:eastAsia="Arial" w:hAnsi="Arial"/>
+                <w:rFonts w:ascii="Arial" w:cs="Arial" w:eastAsia="Noto Sans CJK SC" w:hAnsi="Arial"/>
                 <w:sz w:val="20"/>
                 <w:szCs w:val="20"/>
               </w:rPr>
@@ -254,7 +254,7 @@
           <w:p>
             <w:r>
               <w:rPr>
-                <w:rFonts w:ascii="Arial" w:cs="Arial" w:eastAsia="Arial" w:hAnsi="Arial"/>
+                <w:rFonts w:ascii="Arial" w:cs="Arial" w:eastAsia="Noto Sans CJK SC" w:hAnsi="Arial"/>
                 <w:sz w:val="20"/>
                 <w:szCs w:val="20"/>
               </w:rPr>
@@ -285,7 +285,7 @@
           <w:p>
             <w:r>
               <w:rPr>
-                <w:rFonts w:ascii="Arial" w:cs="Arial" w:eastAsia="Arial" w:hAnsi="Arial"/>
+                <w:rFonts w:ascii="Arial" w:cs="Arial" w:eastAsia="Noto Sans CJK SC" w:hAnsi="Arial"/>
                 <w:sz w:val="20"/>
                 <w:szCs w:val="20"/>
               </w:rPr>
@@ -314,7 +314,7 @@
           <w:p>
             <w:r>
               <w:rPr>
-                <w:rFonts w:ascii="Arial" w:cs="Arial" w:eastAsia="Arial" w:hAnsi="Arial"/>
+                <w:rFonts w:ascii="Arial" w:cs="Arial" w:eastAsia="Noto Sans CJK SC" w:hAnsi="Arial"/>
                 <w:sz w:val="20"/>
                 <w:szCs w:val="20"/>
               </w:rPr>
@@ -345,7 +345,7 @@
           <w:p>
             <w:r>
               <w:rPr>
-                <w:rFonts w:ascii="Arial" w:cs="Arial" w:eastAsia="Arial" w:hAnsi="Arial"/>
+                <w:rFonts w:ascii="Arial" w:cs="Arial" w:eastAsia="Noto Sans CJK SC" w:hAnsi="Arial"/>
                 <w:sz w:val="20"/>
                 <w:szCs w:val="20"/>
               </w:rPr>
@@ -374,7 +374,7 @@
           <w:p>
             <w:r>
               <w:rPr>
-                <w:rFonts w:ascii="Arial" w:cs="Arial" w:eastAsia="Arial" w:hAnsi="Arial"/>
+                <w:rFonts w:ascii="Arial" w:cs="Arial" w:eastAsia="Noto Sans CJK SC" w:hAnsi="Arial"/>
                 <w:sz w:val="20"/>
                 <w:szCs w:val="20"/>
               </w:rPr>
@@ -405,7 +405,7 @@
           <w:p>
             <w:r>
               <w:rPr>
-                <w:rFonts w:ascii="Arial" w:cs="Arial" w:eastAsia="Arial" w:hAnsi="Arial"/>
+                <w:rFonts w:ascii="Arial" w:cs="Arial" w:eastAsia="Noto Sans CJK SC" w:hAnsi="Arial"/>
                 <w:sz w:val="20"/>
                 <w:szCs w:val="20"/>
               </w:rPr>
@@ -434,7 +434,7 @@
           <w:p>
             <w:r>
               <w:rPr>
-                <w:rFonts w:ascii="Arial" w:cs="Arial" w:eastAsia="Arial" w:hAnsi="Arial"/>
+                <w:rFonts w:ascii="Arial" w:cs="Arial" w:eastAsia="Noto Sans CJK SC" w:hAnsi="Arial"/>
                 <w:sz w:val="20"/>
                 <w:szCs w:val="20"/>
               </w:rPr>
@@ -455,7 +455,7 @@
       </w:pPr>
       <w:r>
         <w:rPr>
-          <w:rFonts w:ascii="Arial" w:cs="Arial" w:eastAsia="Arial" w:hAnsi="Arial"/>
+          <w:rFonts w:ascii="Arial" w:cs="Arial" w:eastAsia="Noto Sans CJK SC" w:hAnsi="Arial"/>
           <w:b/>
           <w:bCs/>
           <w:color w:val="1A3A5C"/>
@@ -533,7 +533,7 @@
           <w:p>
             <w:r>
               <w:rPr>
-                <w:rFonts w:ascii="Arial" w:cs="Arial" w:eastAsia="Arial" w:hAnsi="Arial"/>
+                <w:rFonts w:ascii="Arial" w:cs="Arial" w:eastAsia="Noto Sans CJK SC" w:hAnsi="Arial"/>
                 <w:b/>
                 <w:bCs/>
                 <w:color w:val="FFFFFF"/>
@@ -557,7 +557,7 @@
       </w:pPr>
       <w:r>
         <w:rPr>
-          <w:rFonts w:ascii="Arial" w:cs="Arial" w:eastAsia="Arial" w:hAnsi="Arial"/>
+          <w:rFonts w:ascii="Arial" w:cs="Arial" w:eastAsia="Noto Sans CJK SC" w:hAnsi="Arial"/>
           <w:sz w:val="22"/>
           <w:szCs w:val="22"/>
         </w:rPr>
@@ -1408,7 +1408,7 @@
       </w:pPr>
       <w:r>
         <w:rPr>
-          <w:rFonts w:ascii="Arial" w:cs="Arial" w:eastAsia="Arial" w:hAnsi="Arial"/>
+          <w:rFonts w:ascii="Arial" w:cs="Arial" w:eastAsia="Noto Sans CJK SC" w:hAnsi="Arial"/>
           <w:b/>
           <w:bCs/>
           <w:color w:val="2E7BC4"/>
@@ -1459,7 +1459,7 @@
           <w:p>
             <w:r>
               <w:rPr>
-                <w:rFonts w:ascii="Arial" w:cs="Arial" w:eastAsia="Arial" w:hAnsi="Arial"/>
+                <w:rFonts w:ascii="Arial" w:cs="Arial" w:eastAsia="Noto Sans CJK SC" w:hAnsi="Arial"/>
                 <w:b/>
                 <w:bCs/>
                 <w:color w:val="FFFFFF"/>
@@ -1491,7 +1491,7 @@
           <w:p>
             <w:r>
               <w:rPr>
-                <w:rFonts w:ascii="Arial" w:cs="Arial" w:eastAsia="Arial" w:hAnsi="Arial"/>
+                <w:rFonts w:ascii="Arial" w:cs="Arial" w:eastAsia="Noto Sans CJK SC" w:hAnsi="Arial"/>
                 <w:b/>
                 <w:bCs/>
                 <w:color w:val="FFFFFF"/>
@@ -1525,7 +1525,7 @@
           <w:p>
             <w:r>
               <w:rPr>
-                <w:rFonts w:ascii="Arial" w:cs="Arial" w:eastAsia="Arial" w:hAnsi="Arial"/>
+                <w:rFonts w:ascii="Arial" w:cs="Arial" w:eastAsia="Noto Sans CJK SC" w:hAnsi="Arial"/>
                 <w:sz w:val="20"/>
                 <w:szCs w:val="20"/>
               </w:rPr>
@@ -1554,7 +1554,7 @@
           <w:p>
             <w:r>
               <w:rPr>
-                <w:rFonts w:ascii="Arial" w:cs="Arial" w:eastAsia="Arial" w:hAnsi="Arial"/>
+                <w:rFonts w:ascii="Arial" w:cs="Arial" w:eastAsia="Noto Sans CJK SC" w:hAnsi="Arial"/>
                 <w:sz w:val="20"/>
                 <w:szCs w:val="20"/>
               </w:rPr>
@@ -1585,7 +1585,7 @@
           <w:p>
             <w:r>
               <w:rPr>
-                <w:rFonts w:ascii="Arial" w:cs="Arial" w:eastAsia="Arial" w:hAnsi="Arial"/>
+                <w:rFonts w:ascii="Arial" w:cs="Arial" w:eastAsia="Noto Sans CJK SC" w:hAnsi="Arial"/>
                 <w:sz w:val="20"/>
                 <w:szCs w:val="20"/>
               </w:rPr>
@@ -1614,7 +1614,7 @@
           <w:p>
             <w:r>
               <w:rPr>
-                <w:rFonts w:ascii="Arial" w:cs="Arial" w:eastAsia="Arial" w:hAnsi="Arial"/>
+                <w:rFonts w:ascii="Arial" w:cs="Arial" w:eastAsia="Noto Sans CJK SC" w:hAnsi="Arial"/>
                 <w:sz w:val="20"/>
                 <w:szCs w:val="20"/>
               </w:rPr>
@@ -1645,7 +1645,7 @@
           <w:p>
             <w:r>
               <w:rPr>
-                <w:rFonts w:ascii="Arial" w:cs="Arial" w:eastAsia="Arial" w:hAnsi="Arial"/>
+                <w:rFonts w:ascii="Arial" w:cs="Arial" w:eastAsia="Noto Sans CJK SC" w:hAnsi="Arial"/>
                 <w:sz w:val="20"/>
                 <w:szCs w:val="20"/>
               </w:rPr>
@@ -1674,7 +1674,7 @@
           <w:p>
             <w:r>
               <w:rPr>
-                <w:rFonts w:ascii="Arial" w:cs="Arial" w:eastAsia="Arial" w:hAnsi="Arial"/>
+                <w:rFonts w:ascii="Arial" w:cs="Arial" w:eastAsia="Noto Sans CJK SC" w:hAnsi="Arial"/>
                 <w:sz w:val="20"/>
                 <w:szCs w:val="20"/>
               </w:rPr>
@@ -1705,7 +1705,7 @@
           <w:p>
             <w:r>
               <w:rPr>
-                <w:rFonts w:ascii="Arial" w:cs="Arial" w:eastAsia="Arial" w:hAnsi="Arial"/>
+                <w:rFonts w:ascii="Arial" w:cs="Arial" w:eastAsia="Noto Sans CJK SC" w:hAnsi="Arial"/>
                 <w:sz w:val="20"/>
                 <w:szCs w:val="20"/>
               </w:rPr>
@@ -1734,7 +1734,7 @@
           <w:p>
             <w:r>
               <w:rPr>
-                <w:rFonts w:ascii="Arial" w:cs="Arial" w:eastAsia="Arial" w:hAnsi="Arial"/>
+                <w:rFonts w:ascii="Arial" w:cs="Arial" w:eastAsia="Noto Sans CJK SC" w:hAnsi="Arial"/>
                 <w:sz w:val="20"/>
                 <w:szCs w:val="20"/>
               </w:rPr>
@@ -1765,7 +1765,7 @@
           <w:p>
             <w:r>
               <w:rPr>
-                <w:rFonts w:ascii="Arial" w:cs="Arial" w:eastAsia="Arial" w:hAnsi="Arial"/>
+                <w:rFonts w:ascii="Arial" w:cs="Arial" w:eastAsia="Noto Sans CJK SC" w:hAnsi="Arial"/>
                 <w:sz w:val="20"/>
                 <w:szCs w:val="20"/>
               </w:rPr>
@@ -1794,7 +1794,7 @@
           <w:p>
             <w:r>
               <w:rPr>
-                <w:rFonts w:ascii="Arial" w:cs="Arial" w:eastAsia="Arial" w:hAnsi="Arial"/>
+                <w:rFonts w:ascii="Arial" w:cs="Arial" w:eastAsia="Noto Sans CJK SC" w:hAnsi="Arial"/>
                 <w:sz w:val="20"/>
                 <w:szCs w:val="20"/>
               </w:rPr>
@@ -1825,7 +1825,7 @@
           <w:p>
             <w:r>
               <w:rPr>
-                <w:rFonts w:ascii="Arial" w:cs="Arial" w:eastAsia="Arial" w:hAnsi="Arial"/>
+                <w:rFonts w:ascii="Arial" w:cs="Arial" w:eastAsia="Noto Sans CJK SC" w:hAnsi="Arial"/>
                 <w:sz w:val="20"/>
                 <w:szCs w:val="20"/>
               </w:rPr>
@@ -1854,7 +1854,7 @@
           <w:p>
             <w:r>
               <w:rPr>
-                <w:rFonts w:ascii="Arial" w:cs="Arial" w:eastAsia="Arial" w:hAnsi="Arial"/>
+                <w:rFonts w:ascii="Arial" w:cs="Arial" w:eastAsia="Noto Sans CJK SC" w:hAnsi="Arial"/>
                 <w:sz w:val="20"/>
                 <w:szCs w:val="20"/>
               </w:rPr>
@@ -1885,7 +1885,7 @@
           <w:p>
             <w:r>
               <w:rPr>
-                <w:rFonts w:ascii="Arial" w:cs="Arial" w:eastAsia="Arial" w:hAnsi="Arial"/>
+                <w:rFonts w:ascii="Arial" w:cs="Arial" w:eastAsia="Noto Sans CJK SC" w:hAnsi="Arial"/>
                 <w:sz w:val="20"/>
                 <w:szCs w:val="20"/>
               </w:rPr>
@@ -1914,7 +1914,7 @@
           <w:p>
             <w:r>
               <w:rPr>
-                <w:rFonts w:ascii="Arial" w:cs="Arial" w:eastAsia="Arial" w:hAnsi="Arial"/>
+                <w:rFonts w:ascii="Arial" w:cs="Arial" w:eastAsia="Noto Sans CJK SC" w:hAnsi="Arial"/>
                 <w:sz w:val="20"/>
                 <w:szCs w:val="20"/>
               </w:rPr>
@@ -1945,7 +1945,7 @@
           <w:p>
             <w:r>
               <w:rPr>
-                <w:rFonts w:ascii="Arial" w:cs="Arial" w:eastAsia="Arial" w:hAnsi="Arial"/>
+                <w:rFonts w:ascii="Arial" w:cs="Arial" w:eastAsia="Noto Sans CJK SC" w:hAnsi="Arial"/>
                 <w:sz w:val="20"/>
                 <w:szCs w:val="20"/>
               </w:rPr>
@@ -1974,7 +1974,7 @@
           <w:p>
             <w:r>
               <w:rPr>
-                <w:rFonts w:ascii="Arial" w:cs="Arial" w:eastAsia="Arial" w:hAnsi="Arial"/>
+                <w:rFonts w:ascii="Arial" w:cs="Arial" w:eastAsia="Noto Sans CJK SC" w:hAnsi="Arial"/>
                 <w:sz w:val="20"/>
                 <w:szCs w:val="20"/>
               </w:rPr>
@@ -2025,7 +2025,7 @@
           <w:p>
             <w:r>
               <w:rPr>
-                <w:rFonts w:ascii="Arial" w:cs="Arial" w:eastAsia="Arial" w:hAnsi="Arial"/>
+                <w:rFonts w:ascii="Arial" w:cs="Arial" w:eastAsia="Noto Sans CJK SC" w:hAnsi="Arial"/>
                 <w:b/>
                 <w:bCs/>
                 <w:color w:val="FFFFFF"/>
@@ -2049,7 +2049,7 @@
       </w:pPr>
       <w:r>
         <w:rPr>
-          <w:rFonts w:ascii="Arial" w:cs="Arial" w:eastAsia="Arial" w:hAnsi="Arial"/>
+          <w:rFonts w:ascii="Arial" w:cs="Arial" w:eastAsia="Noto Sans CJK SC" w:hAnsi="Arial"/>
           <w:b/>
           <w:bCs/>
           <w:color w:val="0E7A45"/>
@@ -2070,7 +2070,7 @@
       </w:pPr>
       <w:r>
         <w:rPr>
-          <w:rFonts w:ascii="Arial" w:cs="Arial" w:eastAsia="Arial" w:hAnsi="Arial"/>
+          <w:rFonts w:ascii="Arial" w:cs="Arial" w:eastAsia="Noto Sans CJK SC" w:hAnsi="Arial"/>
           <w:b/>
           <w:bCs/>
           <w:color w:val="2E7BC4"/>
@@ -2086,7 +2086,7 @@
       </w:pPr>
       <w:r>
         <w:rPr>
-          <w:rFonts w:ascii="Arial" w:cs="Arial" w:eastAsia="Arial" w:hAnsi="Arial"/>
+          <w:rFonts w:ascii="Arial" w:cs="Arial" w:eastAsia="Noto Sans CJK SC" w:hAnsi="Arial"/>
           <w:sz w:val="22"/>
           <w:szCs w:val="22"/>
         </w:rPr>
@@ -2835,7 +2835,7 @@
       </w:pPr>
       <w:r>
         <w:rPr>
-          <w:rFonts w:ascii="Arial" w:cs="Arial" w:eastAsia="Arial" w:hAnsi="Arial"/>
+          <w:rFonts w:ascii="Arial" w:cs="Arial" w:eastAsia="Noto Sans CJK SC" w:hAnsi="Arial"/>
           <w:b/>
           <w:bCs/>
           <w:color w:val="2E7BC4"/>
@@ -2851,7 +2851,7 @@
       </w:pPr>
       <w:r>
         <w:rPr>
-          <w:rFonts w:ascii="Arial" w:cs="Arial" w:eastAsia="Arial" w:hAnsi="Arial"/>
+          <w:rFonts w:ascii="Arial" w:cs="Arial" w:eastAsia="Noto Sans CJK SC" w:hAnsi="Arial"/>
           <w:sz w:val="22"/>
           <w:szCs w:val="22"/>
         </w:rPr>
@@ -3634,7 +3634,7 @@
       </w:pPr>
       <w:r>
         <w:rPr>
-          <w:rFonts w:ascii="Arial" w:cs="Arial" w:eastAsia="Arial" w:hAnsi="Arial"/>
+          <w:rFonts w:ascii="Arial" w:cs="Arial" w:eastAsia="Noto Sans CJK SC" w:hAnsi="Arial"/>
           <w:b/>
           <w:bCs/>
           <w:color w:val="2E7BC4"/>
@@ -3685,7 +3685,7 @@
           <w:p>
             <w:r>
               <w:rPr>
-                <w:rFonts w:ascii="Arial" w:cs="Arial" w:eastAsia="Arial" w:hAnsi="Arial"/>
+                <w:rFonts w:ascii="Arial" w:cs="Arial" w:eastAsia="Noto Sans CJK SC" w:hAnsi="Arial"/>
                 <w:b/>
                 <w:bCs/>
                 <w:color w:val="FFFFFF"/>
@@ -3717,7 +3717,7 @@
           <w:p>
             <w:r>
               <w:rPr>
-                <w:rFonts w:ascii="Arial" w:cs="Arial" w:eastAsia="Arial" w:hAnsi="Arial"/>
+                <w:rFonts w:ascii="Arial" w:cs="Arial" w:eastAsia="Noto Sans CJK SC" w:hAnsi="Arial"/>
                 <w:b/>
                 <w:bCs/>
                 <w:color w:val="FFFFFF"/>
@@ -3751,7 +3751,7 @@
           <w:p>
             <w:r>
               <w:rPr>
-                <w:rFonts w:ascii="Arial" w:cs="Arial" w:eastAsia="Arial" w:hAnsi="Arial"/>
+                <w:rFonts w:ascii="Arial" w:cs="Arial" w:eastAsia="Noto Sans CJK SC" w:hAnsi="Arial"/>
                 <w:sz w:val="20"/>
                 <w:szCs w:val="20"/>
               </w:rPr>
@@ -3780,7 +3780,7 @@
           <w:p>
             <w:r>
               <w:rPr>
-                <w:rFonts w:ascii="Arial" w:cs="Arial" w:eastAsia="Arial" w:hAnsi="Arial"/>
+                <w:rFonts w:ascii="Arial" w:cs="Arial" w:eastAsia="Noto Sans CJK SC" w:hAnsi="Arial"/>
                 <w:sz w:val="20"/>
                 <w:szCs w:val="20"/>
               </w:rPr>
@@ -3811,7 +3811,7 @@
           <w:p>
             <w:r>
               <w:rPr>
-                <w:rFonts w:ascii="Arial" w:cs="Arial" w:eastAsia="Arial" w:hAnsi="Arial"/>
+                <w:rFonts w:ascii="Arial" w:cs="Arial" w:eastAsia="Noto Sans CJK SC" w:hAnsi="Arial"/>
                 <w:sz w:val="20"/>
                 <w:szCs w:val="20"/>
               </w:rPr>
@@ -3840,7 +3840,7 @@
           <w:p>
             <w:r>
               <w:rPr>
-                <w:rFonts w:ascii="Arial" w:cs="Arial" w:eastAsia="Arial" w:hAnsi="Arial"/>
+                <w:rFonts w:ascii="Arial" w:cs="Arial" w:eastAsia="Noto Sans CJK SC" w:hAnsi="Arial"/>
                 <w:sz w:val="20"/>
                 <w:szCs w:val="20"/>
               </w:rPr>
@@ -3871,7 +3871,7 @@
           <w:p>
             <w:r>
               <w:rPr>
-                <w:rFonts w:ascii="Arial" w:cs="Arial" w:eastAsia="Arial" w:hAnsi="Arial"/>
+                <w:rFonts w:ascii="Arial" w:cs="Arial" w:eastAsia="Noto Sans CJK SC" w:hAnsi="Arial"/>
                 <w:sz w:val="20"/>
                 <w:szCs w:val="20"/>
               </w:rPr>
@@ -3900,7 +3900,7 @@
           <w:p>
             <w:r>
               <w:rPr>
-                <w:rFonts w:ascii="Arial" w:cs="Arial" w:eastAsia="Arial" w:hAnsi="Arial"/>
+                <w:rFonts w:ascii="Arial" w:cs="Arial" w:eastAsia="Noto Sans CJK SC" w:hAnsi="Arial"/>
                 <w:sz w:val="20"/>
                 <w:szCs w:val="20"/>
               </w:rPr>
@@ -3931,7 +3931,7 @@
           <w:p>
             <w:r>
               <w:rPr>
-                <w:rFonts w:ascii="Arial" w:cs="Arial" w:eastAsia="Arial" w:hAnsi="Arial"/>
+                <w:rFonts w:ascii="Arial" w:cs="Arial" w:eastAsia="Noto Sans CJK SC" w:hAnsi="Arial"/>
                 <w:sz w:val="20"/>
                 <w:szCs w:val="20"/>
               </w:rPr>
@@ -3960,7 +3960,7 @@
           <w:p>
             <w:r>
               <w:rPr>
-                <w:rFonts w:ascii="Arial" w:cs="Arial" w:eastAsia="Arial" w:hAnsi="Arial"/>
+                <w:rFonts w:ascii="Arial" w:cs="Arial" w:eastAsia="Noto Sans CJK SC" w:hAnsi="Arial"/>
                 <w:sz w:val="20"/>
                 <w:szCs w:val="20"/>
               </w:rPr>
@@ -3991,7 +3991,7 @@
           <w:p>
             <w:r>
               <w:rPr>
-                <w:rFonts w:ascii="Arial" w:cs="Arial" w:eastAsia="Arial" w:hAnsi="Arial"/>
+                <w:rFonts w:ascii="Arial" w:cs="Arial" w:eastAsia="Noto Sans CJK SC" w:hAnsi="Arial"/>
                 <w:sz w:val="20"/>
                 <w:szCs w:val="20"/>
               </w:rPr>
@@ -4020,7 +4020,7 @@
           <w:p>
             <w:r>
               <w:rPr>
-                <w:rFonts w:ascii="Arial" w:cs="Arial" w:eastAsia="Arial" w:hAnsi="Arial"/>
+                <w:rFonts w:ascii="Arial" w:cs="Arial" w:eastAsia="Noto Sans CJK SC" w:hAnsi="Arial"/>
                 <w:sz w:val="20"/>
                 <w:szCs w:val="20"/>
               </w:rPr>
@@ -4051,7 +4051,7 @@
           <w:p>
             <w:r>
               <w:rPr>
-                <w:rFonts w:ascii="Arial" w:cs="Arial" w:eastAsia="Arial" w:hAnsi="Arial"/>
+                <w:rFonts w:ascii="Arial" w:cs="Arial" w:eastAsia="Noto Sans CJK SC" w:hAnsi="Arial"/>
                 <w:sz w:val="20"/>
                 <w:szCs w:val="20"/>
               </w:rPr>
@@ -4080,7 +4080,7 @@
           <w:p>
             <w:r>
               <w:rPr>
-                <w:rFonts w:ascii="Arial" w:cs="Arial" w:eastAsia="Arial" w:hAnsi="Arial"/>
+                <w:rFonts w:ascii="Arial" w:cs="Arial" w:eastAsia="Noto Sans CJK SC" w:hAnsi="Arial"/>
                 <w:sz w:val="20"/>
                 <w:szCs w:val="20"/>
               </w:rPr>
@@ -4111,7 +4111,7 @@
           <w:p>
             <w:r>
               <w:rPr>
-                <w:rFonts w:ascii="Arial" w:cs="Arial" w:eastAsia="Arial" w:hAnsi="Arial"/>
+                <w:rFonts w:ascii="Arial" w:cs="Arial" w:eastAsia="Noto Sans CJK SC" w:hAnsi="Arial"/>
                 <w:sz w:val="20"/>
                 <w:szCs w:val="20"/>
               </w:rPr>
@@ -4140,7 +4140,7 @@
           <w:p>
             <w:r>
               <w:rPr>
-                <w:rFonts w:ascii="Arial" w:cs="Arial" w:eastAsia="Arial" w:hAnsi="Arial"/>
+                <w:rFonts w:ascii="Arial" w:cs="Arial" w:eastAsia="Noto Sans CJK SC" w:hAnsi="Arial"/>
                 <w:sz w:val="20"/>
                 <w:szCs w:val="20"/>
               </w:rPr>
@@ -4171,7 +4171,7 @@
           <w:p>
             <w:r>
               <w:rPr>
-                <w:rFonts w:ascii="Arial" w:cs="Arial" w:eastAsia="Arial" w:hAnsi="Arial"/>
+                <w:rFonts w:ascii="Arial" w:cs="Arial" w:eastAsia="Noto Sans CJK SC" w:hAnsi="Arial"/>
                 <w:sz w:val="20"/>
                 <w:szCs w:val="20"/>
               </w:rPr>
@@ -4200,7 +4200,7 @@
           <w:p>
             <w:r>
               <w:rPr>
-                <w:rFonts w:ascii="Arial" w:cs="Arial" w:eastAsia="Arial" w:hAnsi="Arial"/>
+                <w:rFonts w:ascii="Arial" w:cs="Arial" w:eastAsia="Noto Sans CJK SC" w:hAnsi="Arial"/>
                 <w:sz w:val="20"/>
                 <w:szCs w:val="20"/>
               </w:rPr>
@@ -4231,7 +4231,7 @@
           <w:p>
             <w:r>
               <w:rPr>
-                <w:rFonts w:ascii="Arial" w:cs="Arial" w:eastAsia="Arial" w:hAnsi="Arial"/>
+                <w:rFonts w:ascii="Arial" w:cs="Arial" w:eastAsia="Noto Sans CJK SC" w:hAnsi="Arial"/>
                 <w:sz w:val="20"/>
                 <w:szCs w:val="20"/>
               </w:rPr>
@@ -4260,7 +4260,7 @@
           <w:p>
             <w:r>
               <w:rPr>
-                <w:rFonts w:ascii="Arial" w:cs="Arial" w:eastAsia="Arial" w:hAnsi="Arial"/>
+                <w:rFonts w:ascii="Arial" w:cs="Arial" w:eastAsia="Noto Sans CJK SC" w:hAnsi="Arial"/>
                 <w:sz w:val="20"/>
                 <w:szCs w:val="20"/>
               </w:rPr>
@@ -4311,7 +4311,7 @@
           <w:p>
             <w:r>
               <w:rPr>
-                <w:rFonts w:ascii="Arial" w:cs="Arial" w:eastAsia="Arial" w:hAnsi="Arial"/>
+                <w:rFonts w:ascii="Arial" w:cs="Arial" w:eastAsia="Noto Sans CJK SC" w:hAnsi="Arial"/>
                 <w:b/>
                 <w:bCs/>
                 <w:color w:val="FFFFFF"/>
@@ -4335,7 +4335,7 @@
       </w:pPr>
       <w:r>
         <w:rPr>
-          <w:rFonts w:ascii="Arial" w:cs="Arial" w:eastAsia="Arial" w:hAnsi="Arial"/>
+          <w:rFonts w:ascii="Arial" w:cs="Arial" w:eastAsia="Noto Sans CJK SC" w:hAnsi="Arial"/>
           <w:b/>
           <w:bCs/>
           <w:color w:val="2E7BC4"/>
@@ -4844,7 +4844,7 @@
       </w:pPr>
       <w:r>
         <w:rPr>
-          <w:rFonts w:ascii="Arial" w:cs="Arial" w:eastAsia="Arial" w:hAnsi="Arial"/>
+          <w:rFonts w:ascii="Arial" w:cs="Arial" w:eastAsia="Noto Sans CJK SC" w:hAnsi="Arial"/>
           <w:b/>
           <w:bCs/>
           <w:color w:val="2E7BC4"/>
@@ -5591,7 +5591,7 @@
       </w:pPr>
       <w:r>
         <w:rPr>
-          <w:rFonts w:ascii="Arial" w:cs="Arial" w:eastAsia="Arial" w:hAnsi="Arial"/>
+          <w:rFonts w:ascii="Arial" w:cs="Arial" w:eastAsia="Noto Sans CJK SC" w:hAnsi="Arial"/>
           <w:b/>
           <w:bCs/>
           <w:color w:val="2E7BC4"/>
@@ -6168,7 +6168,7 @@
       </w:pPr>
       <w:r>
         <w:rPr>
-          <w:rFonts w:ascii="Arial" w:cs="Arial" w:eastAsia="Arial" w:hAnsi="Arial"/>
+          <w:rFonts w:ascii="Arial" w:cs="Arial" w:eastAsia="Noto Sans CJK SC" w:hAnsi="Arial"/>
           <w:b/>
           <w:bCs/>
           <w:color w:val="2E7BC4"/>
@@ -6945,7 +6945,7 @@
           <w:p>
             <w:r>
               <w:rPr>
-                <w:rFonts w:ascii="Arial" w:cs="Arial" w:eastAsia="Arial" w:hAnsi="Arial"/>
+                <w:rFonts w:ascii="Arial" w:cs="Arial" w:eastAsia="Noto Sans CJK SC" w:hAnsi="Arial"/>
                 <w:b/>
                 <w:bCs/>
                 <w:color w:val="FFFFFF"/>
@@ -6969,7 +6969,7 @@
       </w:pPr>
       <w:r>
         <w:rPr>
-          <w:rFonts w:ascii="Arial" w:cs="Arial" w:eastAsia="Arial" w:hAnsi="Arial"/>
+          <w:rFonts w:ascii="Arial" w:cs="Arial" w:eastAsia="Noto Sans CJK SC" w:hAnsi="Arial"/>
           <w:b/>
           <w:bCs/>
           <w:color w:val="2E7BC4"/>
@@ -7410,7 +7410,7 @@
       </w:pPr>
       <w:r>
         <w:rPr>
-          <w:rFonts w:ascii="Arial" w:cs="Arial" w:eastAsia="Arial" w:hAnsi="Arial"/>
+          <w:rFonts w:ascii="Arial" w:cs="Arial" w:eastAsia="Noto Sans CJK SC" w:hAnsi="Arial"/>
           <w:b/>
           <w:bCs/>
           <w:color w:val="2E7BC4"/>
@@ -8123,7 +8123,7 @@
       </w:pPr>
       <w:r>
         <w:rPr>
-          <w:rFonts w:ascii="Arial" w:cs="Arial" w:eastAsia="Arial" w:hAnsi="Arial"/>
+          <w:rFonts w:ascii="Arial" w:cs="Arial" w:eastAsia="Noto Sans CJK SC" w:hAnsi="Arial"/>
           <w:b/>
           <w:bCs/>
           <w:color w:val="2E7BC4"/>
@@ -8139,7 +8139,7 @@
       </w:pPr>
       <w:r>
         <w:rPr>
-          <w:rFonts w:ascii="Arial" w:cs="Arial" w:eastAsia="Arial" w:hAnsi="Arial"/>
+          <w:rFonts w:ascii="Arial" w:cs="Arial" w:eastAsia="Noto Sans CJK SC" w:hAnsi="Arial"/>
           <w:b/>
           <w:bCs/>
           <w:color w:val="0E7A45"/>
@@ -8195,7 +8195,7 @@
           <w:p>
             <w:r>
               <w:rPr>
-                <w:rFonts w:ascii="Arial" w:cs="Arial" w:eastAsia="Arial" w:hAnsi="Arial"/>
+                <w:rFonts w:ascii="Arial" w:cs="Arial" w:eastAsia="Noto Sans CJK SC" w:hAnsi="Arial"/>
                 <w:b/>
                 <w:bCs/>
                 <w:color w:val="FFFFFF"/>
@@ -8227,7 +8227,7 @@
           <w:p>
             <w:r>
               <w:rPr>
-                <w:rFonts w:ascii="Arial" w:cs="Arial" w:eastAsia="Arial" w:hAnsi="Arial"/>
+                <w:rFonts w:ascii="Arial" w:cs="Arial" w:eastAsia="Noto Sans CJK SC" w:hAnsi="Arial"/>
                 <w:b/>
                 <w:bCs/>
                 <w:color w:val="FFFFFF"/>
@@ -8261,7 +8261,7 @@
           <w:p>
             <w:r>
               <w:rPr>
-                <w:rFonts w:ascii="Arial" w:cs="Arial" w:eastAsia="Arial" w:hAnsi="Arial"/>
+                <w:rFonts w:ascii="Arial" w:cs="Arial" w:eastAsia="Noto Sans CJK SC" w:hAnsi="Arial"/>
                 <w:sz w:val="20"/>
                 <w:szCs w:val="20"/>
               </w:rPr>
@@ -8290,7 +8290,7 @@
           <w:p>
             <w:r>
               <w:rPr>
-                <w:rFonts w:ascii="Arial" w:cs="Arial" w:eastAsia="Arial" w:hAnsi="Arial"/>
+                <w:rFonts w:ascii="Arial" w:cs="Arial" w:eastAsia="Noto Sans CJK SC" w:hAnsi="Arial"/>
                 <w:sz w:val="20"/>
                 <w:szCs w:val="20"/>
               </w:rPr>
@@ -8321,7 +8321,7 @@
           <w:p>
             <w:r>
               <w:rPr>
-                <w:rFonts w:ascii="Arial" w:cs="Arial" w:eastAsia="Arial" w:hAnsi="Arial"/>
+                <w:rFonts w:ascii="Arial" w:cs="Arial" w:eastAsia="Noto Sans CJK SC" w:hAnsi="Arial"/>
                 <w:sz w:val="20"/>
                 <w:szCs w:val="20"/>
               </w:rPr>
@@ -8350,7 +8350,7 @@
           <w:p>
             <w:r>
               <w:rPr>
-                <w:rFonts w:ascii="Arial" w:cs="Arial" w:eastAsia="Arial" w:hAnsi="Arial"/>
+                <w:rFonts w:ascii="Arial" w:cs="Arial" w:eastAsia="Noto Sans CJK SC" w:hAnsi="Arial"/>
                 <w:sz w:val="20"/>
                 <w:szCs w:val="20"/>
               </w:rPr>
@@ -8381,7 +8381,7 @@
           <w:p>
             <w:r>
               <w:rPr>
-                <w:rFonts w:ascii="Arial" w:cs="Arial" w:eastAsia="Arial" w:hAnsi="Arial"/>
+                <w:rFonts w:ascii="Arial" w:cs="Arial" w:eastAsia="Noto Sans CJK SC" w:hAnsi="Arial"/>
                 <w:sz w:val="20"/>
                 <w:szCs w:val="20"/>
               </w:rPr>
@@ -8410,7 +8410,7 @@
           <w:p>
             <w:r>
               <w:rPr>
-                <w:rFonts w:ascii="Arial" w:cs="Arial" w:eastAsia="Arial" w:hAnsi="Arial"/>
+                <w:rFonts w:ascii="Arial" w:cs="Arial" w:eastAsia="Noto Sans CJK SC" w:hAnsi="Arial"/>
                 <w:sz w:val="20"/>
                 <w:szCs w:val="20"/>
               </w:rPr>
@@ -8441,7 +8441,7 @@
           <w:p>
             <w:r>
               <w:rPr>
-                <w:rFonts w:ascii="Arial" w:cs="Arial" w:eastAsia="Arial" w:hAnsi="Arial"/>
+                <w:rFonts w:ascii="Arial" w:cs="Arial" w:eastAsia="Noto Sans CJK SC" w:hAnsi="Arial"/>
                 <w:sz w:val="20"/>
                 <w:szCs w:val="20"/>
               </w:rPr>
@@ -8470,7 +8470,7 @@
           <w:p>
             <w:r>
               <w:rPr>
-                <w:rFonts w:ascii="Arial" w:cs="Arial" w:eastAsia="Arial" w:hAnsi="Arial"/>
+                <w:rFonts w:ascii="Arial" w:cs="Arial" w:eastAsia="Noto Sans CJK SC" w:hAnsi="Arial"/>
                 <w:sz w:val="20"/>
                 <w:szCs w:val="20"/>
               </w:rPr>
@@ -8501,7 +8501,7 @@
           <w:p>
             <w:r>
               <w:rPr>
-                <w:rFonts w:ascii="Arial" w:cs="Arial" w:eastAsia="Arial" w:hAnsi="Arial"/>
+                <w:rFonts w:ascii="Arial" w:cs="Arial" w:eastAsia="Noto Sans CJK SC" w:hAnsi="Arial"/>
                 <w:sz w:val="20"/>
                 <w:szCs w:val="20"/>
               </w:rPr>
@@ -8530,7 +8530,7 @@
           <w:p>
             <w:r>
               <w:rPr>
-                <w:rFonts w:ascii="Arial" w:cs="Arial" w:eastAsia="Arial" w:hAnsi="Arial"/>
+                <w:rFonts w:ascii="Arial" w:cs="Arial" w:eastAsia="Noto Sans CJK SC" w:hAnsi="Arial"/>
                 <w:sz w:val="20"/>
                 <w:szCs w:val="20"/>
               </w:rPr>
@@ -8561,7 +8561,7 @@
           <w:p>
             <w:r>
               <w:rPr>
-                <w:rFonts w:ascii="Arial" w:cs="Arial" w:eastAsia="Arial" w:hAnsi="Arial"/>
+                <w:rFonts w:ascii="Arial" w:cs="Arial" w:eastAsia="Noto Sans CJK SC" w:hAnsi="Arial"/>
                 <w:sz w:val="20"/>
                 <w:szCs w:val="20"/>
               </w:rPr>
@@ -8590,7 +8590,7 @@
           <w:p>
             <w:r>
               <w:rPr>
-                <w:rFonts w:ascii="Arial" w:cs="Arial" w:eastAsia="Arial" w:hAnsi="Arial"/>
+                <w:rFonts w:ascii="Arial" w:cs="Arial" w:eastAsia="Noto Sans CJK SC" w:hAnsi="Arial"/>
                 <w:sz w:val="20"/>
                 <w:szCs w:val="20"/>
               </w:rPr>
@@ -8621,7 +8621,7 @@
           <w:p>
             <w:r>
               <w:rPr>
-                <w:rFonts w:ascii="Arial" w:cs="Arial" w:eastAsia="Arial" w:hAnsi="Arial"/>
+                <w:rFonts w:ascii="Arial" w:cs="Arial" w:eastAsia="Noto Sans CJK SC" w:hAnsi="Arial"/>
                 <w:sz w:val="20"/>
                 <w:szCs w:val="20"/>
               </w:rPr>
@@ -8650,7 +8650,7 @@
           <w:p>
             <w:r>
               <w:rPr>
-                <w:rFonts w:ascii="Arial" w:cs="Arial" w:eastAsia="Arial" w:hAnsi="Arial"/>
+                <w:rFonts w:ascii="Arial" w:cs="Arial" w:eastAsia="Noto Sans CJK SC" w:hAnsi="Arial"/>
                 <w:sz w:val="20"/>
                 <w:szCs w:val="20"/>
               </w:rPr>
@@ -8681,7 +8681,7 @@
           <w:p>
             <w:r>
               <w:rPr>
-                <w:rFonts w:ascii="Arial" w:cs="Arial" w:eastAsia="Arial" w:hAnsi="Arial"/>
+                <w:rFonts w:ascii="Arial" w:cs="Arial" w:eastAsia="Noto Sans CJK SC" w:hAnsi="Arial"/>
                 <w:sz w:val="20"/>
                 <w:szCs w:val="20"/>
               </w:rPr>
@@ -8710,7 +8710,7 @@
           <w:p>
             <w:r>
               <w:rPr>
-                <w:rFonts w:ascii="Arial" w:cs="Arial" w:eastAsia="Arial" w:hAnsi="Arial"/>
+                <w:rFonts w:ascii="Arial" w:cs="Arial" w:eastAsia="Noto Sans CJK SC" w:hAnsi="Arial"/>
                 <w:sz w:val="20"/>
                 <w:szCs w:val="20"/>
               </w:rPr>
@@ -8731,7 +8731,7 @@
       </w:pPr>
       <w:r>
         <w:rPr>
-          <w:rFonts w:ascii="Arial" w:cs="Arial" w:eastAsia="Arial" w:hAnsi="Arial"/>
+          <w:rFonts w:ascii="Arial" w:cs="Arial" w:eastAsia="Noto Sans CJK SC" w:hAnsi="Arial"/>
           <w:b/>
           <w:bCs/>
           <w:color w:val="2E7BC4"/>
@@ -8747,7 +8747,7 @@
       </w:pPr>
       <w:r>
         <w:rPr>
-          <w:rFonts w:ascii="Arial" w:cs="Arial" w:eastAsia="Arial" w:hAnsi="Arial"/>
+          <w:rFonts w:ascii="Arial" w:cs="Arial" w:eastAsia="Noto Sans CJK SC" w:hAnsi="Arial"/>
           <w:b/>
           <w:bCs/>
           <w:color w:val="0E7A45"/>
@@ -8803,7 +8803,7 @@
           <w:p>
             <w:r>
               <w:rPr>
-                <w:rFonts w:ascii="Arial" w:cs="Arial" w:eastAsia="Arial" w:hAnsi="Arial"/>
+                <w:rFonts w:ascii="Arial" w:cs="Arial" w:eastAsia="Noto Sans CJK SC" w:hAnsi="Arial"/>
                 <w:b/>
                 <w:bCs/>
                 <w:color w:val="FFFFFF"/>
@@ -8835,7 +8835,7 @@
           <w:p>
             <w:r>
               <w:rPr>
-                <w:rFonts w:ascii="Arial" w:cs="Arial" w:eastAsia="Arial" w:hAnsi="Arial"/>
+                <w:rFonts w:ascii="Arial" w:cs="Arial" w:eastAsia="Noto Sans CJK SC" w:hAnsi="Arial"/>
                 <w:b/>
                 <w:bCs/>
                 <w:color w:val="FFFFFF"/>
@@ -8869,7 +8869,7 @@
           <w:p>
             <w:r>
               <w:rPr>
-                <w:rFonts w:ascii="Arial" w:cs="Arial" w:eastAsia="Arial" w:hAnsi="Arial"/>
+                <w:rFonts w:ascii="Arial" w:cs="Arial" w:eastAsia="Noto Sans CJK SC" w:hAnsi="Arial"/>
                 <w:sz w:val="20"/>
                 <w:szCs w:val="20"/>
               </w:rPr>
@@ -8898,7 +8898,7 @@
           <w:p>
             <w:r>
               <w:rPr>
-                <w:rFonts w:ascii="Arial" w:cs="Arial" w:eastAsia="Arial" w:hAnsi="Arial"/>
+                <w:rFonts w:ascii="Arial" w:cs="Arial" w:eastAsia="Noto Sans CJK SC" w:hAnsi="Arial"/>
                 <w:sz w:val="20"/>
                 <w:szCs w:val="20"/>
               </w:rPr>
@@ -8929,7 +8929,7 @@
           <w:p>
             <w:r>
               <w:rPr>
-                <w:rFonts w:ascii="Arial" w:cs="Arial" w:eastAsia="Arial" w:hAnsi="Arial"/>
+                <w:rFonts w:ascii="Arial" w:cs="Arial" w:eastAsia="Noto Sans CJK SC" w:hAnsi="Arial"/>
                 <w:sz w:val="20"/>
                 <w:szCs w:val="20"/>
               </w:rPr>
@@ -8958,7 +8958,7 @@
           <w:p>
             <w:r>
               <w:rPr>
-                <w:rFonts w:ascii="Arial" w:cs="Arial" w:eastAsia="Arial" w:hAnsi="Arial"/>
+                <w:rFonts w:ascii="Arial" w:cs="Arial" w:eastAsia="Noto Sans CJK SC" w:hAnsi="Arial"/>
                 <w:sz w:val="20"/>
                 <w:szCs w:val="20"/>
               </w:rPr>
@@ -8989,7 +8989,7 @@
           <w:p>
             <w:r>
               <w:rPr>
-                <w:rFonts w:ascii="Arial" w:cs="Arial" w:eastAsia="Arial" w:hAnsi="Arial"/>
+                <w:rFonts w:ascii="Arial" w:cs="Arial" w:eastAsia="Noto Sans CJK SC" w:hAnsi="Arial"/>
                 <w:sz w:val="20"/>
                 <w:szCs w:val="20"/>
               </w:rPr>
@@ -9018,7 +9018,7 @@
           <w:p>
             <w:r>
               <w:rPr>
-                <w:rFonts w:ascii="Arial" w:cs="Arial" w:eastAsia="Arial" w:hAnsi="Arial"/>
+                <w:rFonts w:ascii="Arial" w:cs="Arial" w:eastAsia="Noto Sans CJK SC" w:hAnsi="Arial"/>
                 <w:sz w:val="20"/>
                 <w:szCs w:val="20"/>
               </w:rPr>
@@ -9049,7 +9049,7 @@
           <w:p>
             <w:r>
               <w:rPr>
-                <w:rFonts w:ascii="Arial" w:cs="Arial" w:eastAsia="Arial" w:hAnsi="Arial"/>
+                <w:rFonts w:ascii="Arial" w:cs="Arial" w:eastAsia="Noto Sans CJK SC" w:hAnsi="Arial"/>
                 <w:sz w:val="20"/>
                 <w:szCs w:val="20"/>
               </w:rPr>
@@ -9078,7 +9078,7 @@
           <w:p>
             <w:r>
               <w:rPr>
-                <w:rFonts w:ascii="Arial" w:cs="Arial" w:eastAsia="Arial" w:hAnsi="Arial"/>
+                <w:rFonts w:ascii="Arial" w:cs="Arial" w:eastAsia="Noto Sans CJK SC" w:hAnsi="Arial"/>
                 <w:sz w:val="20"/>
                 <w:szCs w:val="20"/>
               </w:rPr>
@@ -9109,7 +9109,7 @@
           <w:p>
             <w:r>
               <w:rPr>
-                <w:rFonts w:ascii="Arial" w:cs="Arial" w:eastAsia="Arial" w:hAnsi="Arial"/>
+                <w:rFonts w:ascii="Arial" w:cs="Arial" w:eastAsia="Noto Sans CJK SC" w:hAnsi="Arial"/>
                 <w:sz w:val="20"/>
                 <w:szCs w:val="20"/>
               </w:rPr>
@@ -9138,7 +9138,7 @@
           <w:p>
             <w:r>
               <w:rPr>
-                <w:rFonts w:ascii="Arial" w:cs="Arial" w:eastAsia="Arial" w:hAnsi="Arial"/>
+                <w:rFonts w:ascii="Arial" w:cs="Arial" w:eastAsia="Noto Sans CJK SC" w:hAnsi="Arial"/>
                 <w:sz w:val="20"/>
                 <w:szCs w:val="20"/>
               </w:rPr>
@@ -9169,7 +9169,7 @@
           <w:p>
             <w:r>
               <w:rPr>
-                <w:rFonts w:ascii="Arial" w:cs="Arial" w:eastAsia="Arial" w:hAnsi="Arial"/>
+                <w:rFonts w:ascii="Arial" w:cs="Arial" w:eastAsia="Noto Sans CJK SC" w:hAnsi="Arial"/>
                 <w:sz w:val="20"/>
                 <w:szCs w:val="20"/>
               </w:rPr>
@@ -9198,7 +9198,7 @@
           <w:p>
             <w:r>
               <w:rPr>
-                <w:rFonts w:ascii="Arial" w:cs="Arial" w:eastAsia="Arial" w:hAnsi="Arial"/>
+                <w:rFonts w:ascii="Arial" w:cs="Arial" w:eastAsia="Noto Sans CJK SC" w:hAnsi="Arial"/>
                 <w:sz w:val="20"/>
                 <w:szCs w:val="20"/>
               </w:rPr>
@@ -9229,7 +9229,7 @@
           <w:p>
             <w:r>
               <w:rPr>
-                <w:rFonts w:ascii="Arial" w:cs="Arial" w:eastAsia="Arial" w:hAnsi="Arial"/>
+                <w:rFonts w:ascii="Arial" w:cs="Arial" w:eastAsia="Noto Sans CJK SC" w:hAnsi="Arial"/>
                 <w:sz w:val="20"/>
                 <w:szCs w:val="20"/>
               </w:rPr>
@@ -9258,7 +9258,7 @@
           <w:p>
             <w:r>
               <w:rPr>
-                <w:rFonts w:ascii="Arial" w:cs="Arial" w:eastAsia="Arial" w:hAnsi="Arial"/>
+                <w:rFonts w:ascii="Arial" w:cs="Arial" w:eastAsia="Noto Sans CJK SC" w:hAnsi="Arial"/>
                 <w:sz w:val="20"/>
                 <w:szCs w:val="20"/>
               </w:rPr>
@@ -9309,7 +9309,7 @@
           <w:p>
             <w:r>
               <w:rPr>
-                <w:rFonts w:ascii="Arial" w:cs="Arial" w:eastAsia="Arial" w:hAnsi="Arial"/>
+                <w:rFonts w:ascii="Arial" w:cs="Arial" w:eastAsia="Noto Sans CJK SC" w:hAnsi="Arial"/>
                 <w:b/>
                 <w:bCs/>
                 <w:color w:val="FFFFFF"/>
@@ -10506,7 +10506,7 @@
       </w:pPr>
       <w:r>
         <w:rPr>
-          <w:rFonts w:ascii="Arial" w:cs="Arial" w:eastAsia="Arial" w:hAnsi="Arial"/>
+          <w:rFonts w:ascii="Arial" w:cs="Arial" w:eastAsia="Noto Sans CJK SC" w:hAnsi="Arial"/>
           <w:b/>
           <w:bCs/>
           <w:color w:val="2E7BC4"/>
@@ -10557,7 +10557,7 @@
           <w:p>
             <w:r>
               <w:rPr>
-                <w:rFonts w:ascii="Arial" w:cs="Arial" w:eastAsia="Arial" w:hAnsi="Arial"/>
+                <w:rFonts w:ascii="Arial" w:cs="Arial" w:eastAsia="Noto Sans CJK SC" w:hAnsi="Arial"/>
                 <w:b/>
                 <w:bCs/>
                 <w:color w:val="FFFFFF"/>
@@ -10589,7 +10589,7 @@
           <w:p>
             <w:r>
               <w:rPr>
-                <w:rFonts w:ascii="Arial" w:cs="Arial" w:eastAsia="Arial" w:hAnsi="Arial"/>
+                <w:rFonts w:ascii="Arial" w:cs="Arial" w:eastAsia="Noto Sans CJK SC" w:hAnsi="Arial"/>
                 <w:b/>
                 <w:bCs/>
                 <w:color w:val="FFFFFF"/>
@@ -10623,7 +10623,7 @@
           <w:p>
             <w:r>
               <w:rPr>
-                <w:rFonts w:ascii="Arial" w:cs="Arial" w:eastAsia="Arial" w:hAnsi="Arial"/>
+                <w:rFonts w:ascii="Arial" w:cs="Arial" w:eastAsia="Noto Sans CJK SC" w:hAnsi="Arial"/>
                 <w:sz w:val="20"/>
                 <w:szCs w:val="20"/>
               </w:rPr>
@@ -10652,7 +10652,7 @@
           <w:p>
             <w:r>
               <w:rPr>
-                <w:rFonts w:ascii="Arial" w:cs="Arial" w:eastAsia="Arial" w:hAnsi="Arial"/>
+                <w:rFonts w:ascii="Arial" w:cs="Arial" w:eastAsia="Noto Sans CJK SC" w:hAnsi="Arial"/>
                 <w:sz w:val="20"/>
                 <w:szCs w:val="20"/>
               </w:rPr>
@@ -10683,7 +10683,7 @@
           <w:p>
             <w:r>
               <w:rPr>
-                <w:rFonts w:ascii="Arial" w:cs="Arial" w:eastAsia="Arial" w:hAnsi="Arial"/>
+                <w:rFonts w:ascii="Arial" w:cs="Arial" w:eastAsia="Noto Sans CJK SC" w:hAnsi="Arial"/>
                 <w:sz w:val="20"/>
                 <w:szCs w:val="20"/>
               </w:rPr>
@@ -10712,7 +10712,7 @@
           <w:p>
             <w:r>
               <w:rPr>
-                <w:rFonts w:ascii="Arial" w:cs="Arial" w:eastAsia="Arial" w:hAnsi="Arial"/>
+                <w:rFonts w:ascii="Arial" w:cs="Arial" w:eastAsia="Noto Sans CJK SC" w:hAnsi="Arial"/>
                 <w:sz w:val="20"/>
                 <w:szCs w:val="20"/>
               </w:rPr>
@@ -10743,7 +10743,7 @@
           <w:p>
             <w:r>
               <w:rPr>
-                <w:rFonts w:ascii="Arial" w:cs="Arial" w:eastAsia="Arial" w:hAnsi="Arial"/>
+                <w:rFonts w:ascii="Arial" w:cs="Arial" w:eastAsia="Noto Sans CJK SC" w:hAnsi="Arial"/>
                 <w:sz w:val="20"/>
                 <w:szCs w:val="20"/>
               </w:rPr>
@@ -10772,7 +10772,7 @@
           <w:p>
             <w:r>
               <w:rPr>
-                <w:rFonts w:ascii="Arial" w:cs="Arial" w:eastAsia="Arial" w:hAnsi="Arial"/>
+                <w:rFonts w:ascii="Arial" w:cs="Arial" w:eastAsia="Noto Sans CJK SC" w:hAnsi="Arial"/>
                 <w:sz w:val="20"/>
                 <w:szCs w:val="20"/>
               </w:rPr>
@@ -10803,7 +10803,7 @@
           <w:p>
             <w:r>
               <w:rPr>
-                <w:rFonts w:ascii="Arial" w:cs="Arial" w:eastAsia="Arial" w:hAnsi="Arial"/>
+                <w:rFonts w:ascii="Arial" w:cs="Arial" w:eastAsia="Noto Sans CJK SC" w:hAnsi="Arial"/>
                 <w:sz w:val="20"/>
                 <w:szCs w:val="20"/>
               </w:rPr>
@@ -10832,7 +10832,7 @@
           <w:p>
             <w:r>
               <w:rPr>
-                <w:rFonts w:ascii="Arial" w:cs="Arial" w:eastAsia="Arial" w:hAnsi="Arial"/>
+                <w:rFonts w:ascii="Arial" w:cs="Arial" w:eastAsia="Noto Sans CJK SC" w:hAnsi="Arial"/>
                 <w:sz w:val="20"/>
                 <w:szCs w:val="20"/>
               </w:rPr>
@@ -10863,7 +10863,7 @@
           <w:p>
             <w:r>
               <w:rPr>
-                <w:rFonts w:ascii="Arial" w:cs="Arial" w:eastAsia="Arial" w:hAnsi="Arial"/>
+                <w:rFonts w:ascii="Arial" w:cs="Arial" w:eastAsia="Noto Sans CJK SC" w:hAnsi="Arial"/>
                 <w:sz w:val="20"/>
                 <w:szCs w:val="20"/>
               </w:rPr>
@@ -10892,7 +10892,7 @@
           <w:p>
             <w:r>
               <w:rPr>
-                <w:rFonts w:ascii="Arial" w:cs="Arial" w:eastAsia="Arial" w:hAnsi="Arial"/>
+                <w:rFonts w:ascii="Arial" w:cs="Arial" w:eastAsia="Noto Sans CJK SC" w:hAnsi="Arial"/>
                 <w:sz w:val="20"/>
                 <w:szCs w:val="20"/>
               </w:rPr>
@@ -10923,7 +10923,7 @@
           <w:p>
             <w:r>
               <w:rPr>
-                <w:rFonts w:ascii="Arial" w:cs="Arial" w:eastAsia="Arial" w:hAnsi="Arial"/>
+                <w:rFonts w:ascii="Arial" w:cs="Arial" w:eastAsia="Noto Sans CJK SC" w:hAnsi="Arial"/>
                 <w:sz w:val="20"/>
                 <w:szCs w:val="20"/>
               </w:rPr>
@@ -10952,7 +10952,7 @@
           <w:p>
             <w:r>
               <w:rPr>
-                <w:rFonts w:ascii="Arial" w:cs="Arial" w:eastAsia="Arial" w:hAnsi="Arial"/>
+                <w:rFonts w:ascii="Arial" w:cs="Arial" w:eastAsia="Noto Sans CJK SC" w:hAnsi="Arial"/>
                 <w:sz w:val="20"/>
                 <w:szCs w:val="20"/>
               </w:rPr>
@@ -10983,7 +10983,7 @@
           <w:p>
             <w:r>
               <w:rPr>
-                <w:rFonts w:ascii="Arial" w:cs="Arial" w:eastAsia="Arial" w:hAnsi="Arial"/>
+                <w:rFonts w:ascii="Arial" w:cs="Arial" w:eastAsia="Noto Sans CJK SC" w:hAnsi="Arial"/>
                 <w:sz w:val="20"/>
                 <w:szCs w:val="20"/>
               </w:rPr>
@@ -11012,7 +11012,7 @@
           <w:p>
             <w:r>
               <w:rPr>
-                <w:rFonts w:ascii="Arial" w:cs="Arial" w:eastAsia="Arial" w:hAnsi="Arial"/>
+                <w:rFonts w:ascii="Arial" w:cs="Arial" w:eastAsia="Noto Sans CJK SC" w:hAnsi="Arial"/>
                 <w:sz w:val="20"/>
                 <w:szCs w:val="20"/>
               </w:rPr>
@@ -11063,7 +11063,7 @@
           <w:p>
             <w:r>
               <w:rPr>
-                <w:rFonts w:ascii="Arial" w:cs="Arial" w:eastAsia="Arial" w:hAnsi="Arial"/>
+                <w:rFonts w:ascii="Arial" w:cs="Arial" w:eastAsia="Noto Sans CJK SC" w:hAnsi="Arial"/>
                 <w:b/>
                 <w:bCs/>
                 <w:color w:val="FFFFFF"/>
@@ -11087,7 +11087,7 @@
       </w:pPr>
       <w:r>
         <w:rPr>
-          <w:rFonts w:ascii="Arial" w:cs="Arial" w:eastAsia="Arial" w:hAnsi="Arial"/>
+          <w:rFonts w:ascii="Arial" w:cs="Arial" w:eastAsia="Noto Sans CJK SC" w:hAnsi="Arial"/>
           <w:sz w:val="22"/>
           <w:szCs w:val="22"/>
         </w:rPr>
@@ -11968,7 +11968,7 @@
           <w:p>
             <w:r>
               <w:rPr>
-                <w:rFonts w:ascii="Arial" w:cs="Arial" w:eastAsia="Arial" w:hAnsi="Arial"/>
+                <w:rFonts w:ascii="Arial" w:cs="Arial" w:eastAsia="Noto Sans CJK SC" w:hAnsi="Arial"/>
                 <w:b/>
                 <w:bCs/>
                 <w:color w:val="FFFFFF"/>
@@ -12027,7 +12027,7 @@
           <w:p>
             <w:r>
               <w:rPr>
-                <w:rFonts w:ascii="Arial" w:cs="Arial" w:eastAsia="Arial" w:hAnsi="Arial"/>
+                <w:rFonts w:ascii="Arial" w:cs="Arial" w:eastAsia="Noto Sans CJK SC" w:hAnsi="Arial"/>
                 <w:b/>
                 <w:bCs/>
                 <w:color w:val="FFFFFF"/>
@@ -12059,7 +12059,7 @@
           <w:p>
             <w:r>
               <w:rPr>
-                <w:rFonts w:ascii="Arial" w:cs="Arial" w:eastAsia="Arial" w:hAnsi="Arial"/>
+                <w:rFonts w:ascii="Arial" w:cs="Arial" w:eastAsia="Noto Sans CJK SC" w:hAnsi="Arial"/>
                 <w:b/>
                 <w:bCs/>
                 <w:color w:val="FFFFFF"/>
@@ -12093,7 +12093,7 @@
           <w:p>
             <w:r>
               <w:rPr>
-                <w:rFonts w:ascii="Arial" w:cs="Arial" w:eastAsia="Arial" w:hAnsi="Arial"/>
+                <w:rFonts w:ascii="Arial" w:cs="Arial" w:eastAsia="Noto Sans CJK SC" w:hAnsi="Arial"/>
                 <w:sz w:val="20"/>
                 <w:szCs w:val="20"/>
               </w:rPr>
@@ -12122,7 +12122,7 @@
           <w:p>
             <w:r>
               <w:rPr>
-                <w:rFonts w:ascii="Arial" w:cs="Arial" w:eastAsia="Arial" w:hAnsi="Arial"/>
+                <w:rFonts w:ascii="Arial" w:cs="Arial" w:eastAsia="Noto Sans CJK SC" w:hAnsi="Arial"/>
                 <w:sz w:val="20"/>
                 <w:szCs w:val="20"/>
               </w:rPr>
@@ -12153,7 +12153,7 @@
           <w:p>
             <w:r>
               <w:rPr>
-                <w:rFonts w:ascii="Arial" w:cs="Arial" w:eastAsia="Arial" w:hAnsi="Arial"/>
+                <w:rFonts w:ascii="Arial" w:cs="Arial" w:eastAsia="Noto Sans CJK SC" w:hAnsi="Arial"/>
                 <w:sz w:val="20"/>
                 <w:szCs w:val="20"/>
               </w:rPr>
@@ -12182,7 +12182,7 @@
           <w:p>
             <w:r>
               <w:rPr>
-                <w:rFonts w:ascii="Arial" w:cs="Arial" w:eastAsia="Arial" w:hAnsi="Arial"/>
+                <w:rFonts w:ascii="Arial" w:cs="Arial" w:eastAsia="Noto Sans CJK SC" w:hAnsi="Arial"/>
                 <w:sz w:val="20"/>
                 <w:szCs w:val="20"/>
               </w:rPr>
@@ -12213,7 +12213,7 @@
           <w:p>
             <w:r>
               <w:rPr>
-                <w:rFonts w:ascii="Arial" w:cs="Arial" w:eastAsia="Arial" w:hAnsi="Arial"/>
+                <w:rFonts w:ascii="Arial" w:cs="Arial" w:eastAsia="Noto Sans CJK SC" w:hAnsi="Arial"/>
                 <w:sz w:val="20"/>
                 <w:szCs w:val="20"/>
               </w:rPr>
@@ -12242,7 +12242,7 @@
           <w:p>
             <w:r>
               <w:rPr>
-                <w:rFonts w:ascii="Arial" w:cs="Arial" w:eastAsia="Arial" w:hAnsi="Arial"/>
+                <w:rFonts w:ascii="Arial" w:cs="Arial" w:eastAsia="Noto Sans CJK SC" w:hAnsi="Arial"/>
                 <w:sz w:val="20"/>
                 <w:szCs w:val="20"/>
               </w:rPr>
@@ -12273,7 +12273,7 @@
           <w:p>
             <w:r>
               <w:rPr>
-                <w:rFonts w:ascii="Arial" w:cs="Arial" w:eastAsia="Arial" w:hAnsi="Arial"/>
+                <w:rFonts w:ascii="Arial" w:cs="Arial" w:eastAsia="Noto Sans CJK SC" w:hAnsi="Arial"/>
                 <w:sz w:val="20"/>
                 <w:szCs w:val="20"/>
               </w:rPr>
@@ -12302,7 +12302,7 @@
           <w:p>
             <w:r>
               <w:rPr>
-                <w:rFonts w:ascii="Arial" w:cs="Arial" w:eastAsia="Arial" w:hAnsi="Arial"/>
+                <w:rFonts w:ascii="Arial" w:cs="Arial" w:eastAsia="Noto Sans CJK SC" w:hAnsi="Arial"/>
                 <w:sz w:val="20"/>
                 <w:szCs w:val="20"/>
               </w:rPr>
@@ -12333,7 +12333,7 @@
           <w:p>
             <w:r>
               <w:rPr>
-                <w:rFonts w:ascii="Arial" w:cs="Arial" w:eastAsia="Arial" w:hAnsi="Arial"/>
+                <w:rFonts w:ascii="Arial" w:cs="Arial" w:eastAsia="Noto Sans CJK SC" w:hAnsi="Arial"/>
                 <w:sz w:val="20"/>
                 <w:szCs w:val="20"/>
               </w:rPr>
@@ -12362,7 +12362,7 @@
           <w:p>
             <w:r>
               <w:rPr>
-                <w:rFonts w:ascii="Arial" w:cs="Arial" w:eastAsia="Arial" w:hAnsi="Arial"/>
+                <w:rFonts w:ascii="Arial" w:cs="Arial" w:eastAsia="Noto Sans CJK SC" w:hAnsi="Arial"/>
                 <w:sz w:val="20"/>
                 <w:szCs w:val="20"/>
               </w:rPr>
@@ -12393,7 +12393,7 @@
           <w:p>
             <w:r>
               <w:rPr>
-                <w:rFonts w:ascii="Arial" w:cs="Arial" w:eastAsia="Arial" w:hAnsi="Arial"/>
+                <w:rFonts w:ascii="Arial" w:cs="Arial" w:eastAsia="Noto Sans CJK SC" w:hAnsi="Arial"/>
                 <w:sz w:val="20"/>
                 <w:szCs w:val="20"/>
               </w:rPr>
@@ -12422,7 +12422,7 @@
           <w:p>
             <w:r>
               <w:rPr>
-                <w:rFonts w:ascii="Arial" w:cs="Arial" w:eastAsia="Arial" w:hAnsi="Arial"/>
+                <w:rFonts w:ascii="Arial" w:cs="Arial" w:eastAsia="Noto Sans CJK SC" w:hAnsi="Arial"/>
                 <w:sz w:val="20"/>
                 <w:szCs w:val="20"/>
               </w:rPr>
@@ -12453,7 +12453,7 @@
           <w:p>
             <w:r>
               <w:rPr>
-                <w:rFonts w:ascii="Arial" w:cs="Arial" w:eastAsia="Arial" w:hAnsi="Arial"/>
+                <w:rFonts w:ascii="Arial" w:cs="Arial" w:eastAsia="Noto Sans CJK SC" w:hAnsi="Arial"/>
                 <w:sz w:val="20"/>
                 <w:szCs w:val="20"/>
               </w:rPr>
@@ -12482,7 +12482,7 @@
           <w:p>
             <w:r>
               <w:rPr>
-                <w:rFonts w:ascii="Arial" w:cs="Arial" w:eastAsia="Arial" w:hAnsi="Arial"/>
+                <w:rFonts w:ascii="Arial" w:cs="Arial" w:eastAsia="Noto Sans CJK SC" w:hAnsi="Arial"/>
                 <w:sz w:val="20"/>
                 <w:szCs w:val="20"/>
               </w:rPr>
@@ -12513,7 +12513,7 @@
           <w:p>
             <w:r>
               <w:rPr>
-                <w:rFonts w:ascii="Arial" w:cs="Arial" w:eastAsia="Arial" w:hAnsi="Arial"/>
+                <w:rFonts w:ascii="Arial" w:cs="Arial" w:eastAsia="Noto Sans CJK SC" w:hAnsi="Arial"/>
                 <w:sz w:val="20"/>
                 <w:szCs w:val="20"/>
               </w:rPr>
@@ -12542,7 +12542,7 @@
           <w:p>
             <w:r>
               <w:rPr>
-                <w:rFonts w:ascii="Arial" w:cs="Arial" w:eastAsia="Arial" w:hAnsi="Arial"/>
+                <w:rFonts w:ascii="Arial" w:cs="Arial" w:eastAsia="Noto Sans CJK SC" w:hAnsi="Arial"/>
                 <w:sz w:val="20"/>
                 <w:szCs w:val="20"/>
               </w:rPr>
@@ -12573,7 +12573,7 @@
           <w:p>
             <w:r>
               <w:rPr>
-                <w:rFonts w:ascii="Arial" w:cs="Arial" w:eastAsia="Arial" w:hAnsi="Arial"/>
+                <w:rFonts w:ascii="Arial" w:cs="Arial" w:eastAsia="Noto Sans CJK SC" w:hAnsi="Arial"/>
                 <w:sz w:val="20"/>
                 <w:szCs w:val="20"/>
               </w:rPr>
@@ -12602,7 +12602,7 @@
           <w:p>
             <w:r>
               <w:rPr>
-                <w:rFonts w:ascii="Arial" w:cs="Arial" w:eastAsia="Arial" w:hAnsi="Arial"/>
+                <w:rFonts w:ascii="Arial" w:cs="Arial" w:eastAsia="Noto Sans CJK SC" w:hAnsi="Arial"/>
                 <w:sz w:val="20"/>
                 <w:szCs w:val="20"/>
               </w:rPr>
@@ -12633,7 +12633,7 @@
           <w:p>
             <w:r>
               <w:rPr>
-                <w:rFonts w:ascii="Arial" w:cs="Arial" w:eastAsia="Arial" w:hAnsi="Arial"/>
+                <w:rFonts w:ascii="Arial" w:cs="Arial" w:eastAsia="Noto Sans CJK SC" w:hAnsi="Arial"/>
                 <w:sz w:val="20"/>
                 <w:szCs w:val="20"/>
               </w:rPr>
@@ -12662,7 +12662,7 @@
           <w:p>
             <w:r>
               <w:rPr>
-                <w:rFonts w:ascii="Arial" w:cs="Arial" w:eastAsia="Arial" w:hAnsi="Arial"/>
+                <w:rFonts w:ascii="Arial" w:cs="Arial" w:eastAsia="Noto Sans CJK SC" w:hAnsi="Arial"/>
                 <w:sz w:val="20"/>
                 <w:szCs w:val="20"/>
               </w:rPr>
@@ -12693,7 +12693,7 @@
           <w:p>
             <w:r>
               <w:rPr>
-                <w:rFonts w:ascii="Arial" w:cs="Arial" w:eastAsia="Arial" w:hAnsi="Arial"/>
+                <w:rFonts w:ascii="Arial" w:cs="Arial" w:eastAsia="Noto Sans CJK SC" w:hAnsi="Arial"/>
                 <w:sz w:val="20"/>
                 <w:szCs w:val="20"/>
               </w:rPr>
@@ -12722,7 +12722,7 @@
           <w:p>
             <w:r>
               <w:rPr>
-                <w:rFonts w:ascii="Arial" w:cs="Arial" w:eastAsia="Arial" w:hAnsi="Arial"/>
+                <w:rFonts w:ascii="Arial" w:cs="Arial" w:eastAsia="Noto Sans CJK SC" w:hAnsi="Arial"/>
                 <w:sz w:val="20"/>
                 <w:szCs w:val="20"/>
               </w:rPr>
@@ -12747,7 +12747,7 @@
       </w:pPr>
       <w:r>
         <w:rPr>
-          <w:rFonts w:ascii="Arial" w:cs="Arial" w:eastAsia="Arial" w:hAnsi="Arial"/>
+          <w:rFonts w:ascii="Arial" w:cs="Arial" w:eastAsia="Noto Sans CJK SC" w:hAnsi="Arial"/>
           <w:color w:val="718096"/>
           <w:sz w:val="18"/>
           <w:szCs w:val="18"/>
@@ -12785,7 +12785,7 @@
     </w:pPr>
     <w:r>
       <w:rPr>
-        <w:rFonts w:ascii="Arial" w:cs="Arial" w:eastAsia="Arial" w:hAnsi="Arial"/>
+        <w:rFonts w:ascii="Arial" w:cs="Arial" w:eastAsia="Noto Sans CJK SC" w:hAnsi="Arial"/>
         <w:color w:val="718096"/>
         <w:sz w:val="18"/>
         <w:szCs w:val="18"/>
@@ -12801,7 +12801,7 @@
     </w:r>
     <w:r>
       <w:rPr>
-        <w:rFonts w:ascii="Arial" w:cs="Arial" w:eastAsia="Arial" w:hAnsi="Arial"/>
+        <w:rFonts w:ascii="Arial" w:cs="Arial" w:eastAsia="Noto Sans CJK SC" w:hAnsi="Arial"/>
         <w:color w:val="718096"/>
         <w:sz w:val="18"/>
         <w:szCs w:val="18"/>
@@ -12811,7 +12811,7 @@
     <w:fldSimple w:instr="[object Object]"/>
     <w:r>
       <w:rPr>
-        <w:rFonts w:ascii="Arial" w:cs="Arial" w:eastAsia="Arial" w:hAnsi="Arial"/>
+        <w:rFonts w:ascii="Arial" w:cs="Arial" w:eastAsia="Noto Sans CJK SC" w:hAnsi="Arial"/>
         <w:color w:val="718096"/>
         <w:sz w:val="18"/>
         <w:szCs w:val="18"/>
@@ -12873,7 +12873,7 @@
     </w:pPr>
     <w:r>
       <w:rPr>
-        <w:rFonts w:ascii="Arial" w:cs="Arial" w:eastAsia="Arial" w:hAnsi="Arial"/>
+        <w:rFonts w:ascii="Arial" w:cs="Arial" w:eastAsia="Noto Sans CJK SC" w:hAnsi="Arial"/>
         <w:color w:val="718096"/>
         <w:sz w:val="18"/>
         <w:szCs w:val="18"/>
@@ -12889,7 +12889,7 @@
     </w:r>
     <w:r>
       <w:rPr>
-        <w:rFonts w:ascii="Arial" w:cs="Arial" w:eastAsia="Arial" w:hAnsi="Arial"/>
+        <w:rFonts w:ascii="Arial" w:cs="Arial" w:eastAsia="Noto Sans CJK SC" w:hAnsi="Arial"/>
         <w:color w:val="718096"/>
         <w:sz w:val="18"/>
         <w:szCs w:val="18"/>
@@ -13012,7 +13012,7 @@
   <w:docDefaults>
     <w:rPrDefault>
       <w:rPr>
-        <w:rFonts w:ascii="Arial" w:cs="Arial" w:eastAsia="Arial" w:hAnsi="Arial"/>
+        <w:rFonts w:ascii="Arial" w:cs="Arial" w:eastAsia="Noto Sans CJK SC" w:hAnsi="Arial"/>
         <w:sz w:val="22"/>
         <w:szCs w:val="22"/>
       </w:rPr>
@@ -13163,7 +13163,7 @@
       <w:outlineLvl w:val="0"/>
     </w:pPr>
     <w:rPr>
-      <w:rFonts w:ascii="Arial" w:cs="Arial" w:eastAsia="Arial" w:hAnsi="Arial"/>
+      <w:rFonts w:ascii="Arial" w:cs="Arial" w:eastAsia="Noto Sans CJK SC" w:hAnsi="Arial"/>
       <w:b/>
       <w:bCs/>
       <w:color w:val="1A3A5C"/>
@@ -13181,7 +13181,7 @@
       <w:outlineLvl w:val="1"/>
     </w:pPr>
     <w:rPr>
-      <w:rFonts w:ascii="Arial" w:cs="Arial" w:eastAsia="Arial" w:hAnsi="Arial"/>
+      <w:rFonts w:ascii="Arial" w:cs="Arial" w:eastAsia="Noto Sans CJK SC" w:hAnsi="Arial"/>
       <w:b/>
       <w:bCs/>
       <w:color w:val="2E7BC4"/>
@@ -13199,7 +13199,7 @@
       <w:outlineLvl w:val="2"/>
     </w:pPr>
     <w:rPr>
-      <w:rFonts w:ascii="Arial" w:cs="Arial" w:eastAsia="Arial" w:hAnsi="Arial"/>
+      <w:rFonts w:ascii="Arial" w:cs="Arial" w:eastAsia="Noto Sans CJK SC" w:hAnsi="Arial"/>
       <w:b/>
       <w:bCs/>
       <w:color w:val="1A3A5C"/>
